--- a/Send To/20260412 - Socure - Head of Engineering - Agentic Workflows and Internal Tools/Chris Tallent Resume - Socure - Head of Engineering - Agentic Workflows and Internal Tools.docx
+++ b/Send To/20260412 - Socure - Head of Engineering - Agentic Workflows and Internal Tools/Chris Tallent Resume - Socure - Head of Engineering - Agentic Workflows and Internal Tools.docx
@@ -52,7 +52,7 @@
     <w:p>
       <w:pPr/>
       <w:r>
-        <w:t>Engineering leader and hands-on CTO with 20+ years building internal platforms, workflow-heavy products, and governed AI-enabled systems. Proven record shipping developer tooling, secure APIs, document intelligence, and automation capabilities on AWS using Java, Python, and TypeScript. Brings a strong operator mindset around reliability, access controls, delivery systems, and bounded AI adoption.</w:t>
+        <w:t>Engineering leader and hands-on CTO with 20+ years building internal platforms, workflow-heavy products, and secure AI-enabled tools. Proven record delivering developer tooling, secure APIs, document intelligence, and automation on AWS using Java, Python, and TypeScript. Brings practical judgment around reliability, access controls, delivery systems, and responsible AI adoption.</w:t>
       </w:r>
     </w:p>
     <w:p>
@@ -110,7 +110,7 @@
         <w:pStyle w:val="Heading3"/>
       </w:pPr>
       <w:r>
-        <w:t>Chief Technology Officer &amp; Principal Engineer | Pitchstone Technology LLC</w:t>
+        <w:t>Chief Technology Officer &amp; Lead Architect | Pitchstone Technology LLC</w:t>
       </w:r>
     </w:p>
     <w:p>
@@ -126,7 +126,7 @@
         <w:pStyle w:val="ListBullet"/>
       </w:pPr>
       <w:r>
-        <w:t>Scaled engineering from 6 to roughly 35 across four agile teams, establishing delivery cadence, team structure, and technical ownership.</w:t>
+        <w:t>Architected an AI-enabled, configuration-driven real-estate platform on AWS (ECS, Lambda, Bedrock, Textract, RDS/Aurora, S3), exposing secure APIs for document workflows and knowledge-based retrieval.</w:t>
       </w:r>
     </w:p>
     <w:p>
@@ -134,7 +134,15 @@
         <w:pStyle w:val="ListBullet"/>
       </w:pPr>
       <w:r>
-        <w:t>Architected an AI-enabled, configuration-driven real-estate platform on AWS (ECS, Lambda, Bedrock, Textract, RDS/Aurora, S3), exposing secure APIs for document workflows and knowledge-based retrieval.</w:t>
+        <w:t>Partnered with product, UX, and customer stakeholders on roadmap priorities, API design, technical risk, and production operations.</w:t>
+      </w:r>
+    </w:p>
+    <w:p>
+      <w:pPr>
+        <w:pStyle w:val="ListBullet"/>
+      </w:pPr>
+      <w:r>
+        <w:t>Built out engineering from a small initial team into a four-team organization, establishing delivery cadence, team structure, and technical ownership.</w:t>
       </w:r>
     </w:p>
     <w:p>
@@ -167,14 +175,6 @@
       </w:pPr>
       <w:r>
         <w:t>Built Docker Compose-based local developer environments with anonymized data refresh, cutting update time from 3+ hours to 45 minutes and improving environment parity.</w:t>
-      </w:r>
-    </w:p>
-    <w:p>
-      <w:pPr>
-        <w:pStyle w:val="ListBullet"/>
-      </w:pPr>
-      <w:r>
-        <w:t>Partnered with product, UX, and customer stakeholders on roadmap priorities, API design, technical risk, and production operations.</w:t>
       </w:r>
     </w:p>
     <w:p>
@@ -230,7 +230,7 @@
         <w:pStyle w:val="Heading3"/>
       </w:pPr>
       <w:r>
-        <w:t>Fractional CTO &amp; Principal Engineer | Proven Edge LLC</w:t>
+        <w:t>Fractional CTO &amp; Lead Architect | Proven Edge LLC</w:t>
       </w:r>
     </w:p>
     <w:p>
